--- a/fixtures/tabs-right-stop-second-stop-control.docx
+++ b/fixtures/tabs-right-stop-second-stop-control.docx
@@ -129,7 +129,7 @@
       </w:r>
       <w:r>
         <w:rPr/>
-        <w:t xml:space="preserve">ElmTitle04 Access </w:t>
+        <w:t xml:space="preserve">ElmTitle04 Outlets </w:t>
       </w:r>
       <w:r>
         <w:tab/>
